--- a/healthliteracy/download/studien-aktuell.docx
+++ b/healthliteracy/download/studien-aktuell.docx
@@ -52,7 +52,7 @@
         <w:pStyle w:val="Title"/>
       </w:pPr>
       <w:r>
-        <w:t>Neueste Studien - Gesundheitskompetenz und Health Literacy</w:t>
+        <w:t>Neueste Studien - Gesundheitskompetenz</w:t>
       </w:r>
     </w:p>
     <w:p>
@@ -62,7 +62,7 @@
           <w:color w:val="666666"/>
           <w:sz w:val="18"/>
         </w:rPr>
-        <w:t>Stand: 05.10.2026  |  5 Studien  |  healthliteracy.m-vf.de</w:t>
+        <w:t>Stand: 23.10.2026  |  6 Studien  |  healthliteracy.m-vf.de</w:t>
       </w:r>
     </w:p>
     <w:p>
@@ -70,7 +70,7 @@
         <w:pStyle w:val="Heading1"/>
       </w:pPr>
       <w:r>
-        <w:t>Aufgenommen am 05.10.2026</w:t>
+        <w:t>Aufgenommen am 23.10.2026</w:t>
       </w:r>
     </w:p>
     <w:p>
@@ -78,7 +78,7 @@
         <w:pStyle w:val="Heading2"/>
       </w:pPr>
       <w:r>
-        <w:t>GPT-4 liefert bessere Krebsinformationen als Google</w:t>
+        <w:t>Shared Decision Making in der Gastroenterologie: Barrieren und Erfolgsfaktoren</w:t>
       </w:r>
     </w:p>
     <w:p>
@@ -88,12 +88,12 @@
           <w:color w:val="666666"/>
           <w:sz w:val="18"/>
         </w:rPr>
-        <w:t>Smick AH et al.  ·  JMIR Cancer  ·  29.09.2026  ·  PMID 42809848</w:t>
+        <w:t>Schoefs E et al.  ·  BMC Health Serv Res  ·  05.10.2026  ·  PMID 42907825</w:t>
       </w:r>
     </w:p>
     <w:p>
       <w:r>
-        <w:t>Vergleichende Studie, die GPT-4 und Google bei der Beantwortung von 21 standardisierten Patientenfragen zu Endometrial-, Ovarial- und Zervixkarzinom evaluierte, bewertet von 4 blinden Gynäkologen.</w:t>
+        <w:t>Qualitative Studie mit 15 IBD-Patienten, 11 Gastroenterologen und 12 Krankenpflegerinnen in Belgien zum Implementierungsstand von SDM bei chronisch-entzündlichen Darmerkrankungen.</w:t>
       </w:r>
     </w:p>
     <w:p>
@@ -104,7 +104,7 @@
         <w:t xml:space="preserve">Ergebnis: </w:t>
       </w:r>
       <w:r>
-        <w:t>GPT-4 erreichte Median-Genauigkeit 6,0/6 vs. Google 5,0/6 (p=0,04), Vollständigkeit 3,0/3 vs. 2,0/3 (p=0,009) und Referenzqualität 3,0/3 vs. 2,0/3 (p=0,009). GPT-4 überbot alle menschlichen Vergleichsgruppen in Genauigkeit und Vollständigkeit deutlich.</w:t>
+        <w:t>Gastroenterologen berichten routinemäßige SDM-Umsetzung, Patienten jedoch erleben Inkonsistenzen bei emotionaler Unterstützung und Preferenzerkundung. IBD-Pflegekräfte werden als essenzielle Partner wahrgenommen. Hauptbarrieren: niedrige Health Literacy, mangelnde Kommunikation, Zeitmangel. Facilitators: klinischer Nutzen, verstärkte SDM-Schulung, Organisationswandel.</w:t>
       </w:r>
     </w:p>
     <w:p>
@@ -119,7 +119,7 @@
         <w:rPr>
           <w:sz w:val="19"/>
         </w:rPr>
-        <w:t>USA, aber Fragestellung zu Informationsqualität sprach- und systemunabhängig</w:t>
+        <w:t>Belgien, vergleichbarer europäischer Versicherungskontext, ähnliche Organisationsstrukturen</w:t>
       </w:r>
     </w:p>
     <w:p>
@@ -128,7 +128,7 @@
           <w:color w:val="5A7D3A"/>
           <w:sz w:val="18"/>
         </w:rPr>
-        <w:t>https://pubmed.ncbi.nlm.nih.gov/42809848/</w:t>
+        <w:t>https://pubmed.ncbi.nlm.nih.gov/42907825/</w:t>
       </w:r>
     </w:p>
     <w:p>
@@ -136,7 +136,7 @@
         <w:pStyle w:val="Heading2"/>
       </w:pPr>
       <w:r>
-        <w:t>Große Sprachmodelle antworten in Englisch und Chinesisch gleich genau</w:t>
+        <w:t>Verständlichkeit von Elternschulung senkt mütterlichen Stress nach Frühgeburten</w:t>
       </w:r>
     </w:p>
     <w:p>
@@ -146,12 +146,12 @@
           <w:color w:val="666666"/>
           <w:sz w:val="18"/>
         </w:rPr>
-        <w:t>Wu Z et al.  ·  J Med Internet Res  ·  29.09.2026  ·  PMID 42809827</w:t>
+        <w:t>Rahkar Farshi M et al.  ·  BMC Pregnancy Childbirth  ·  27.07.2026  ·  PMID 42907796</w:t>
       </w:r>
     </w:p>
     <w:p>
       <w:r>
-        <w:t>Kontrollierte Evaluation von 11 Large Language Models bei 150 binären Verbraucherfragen zu Gesundheit in Englisch und Chinesisch, unter verschiedenen Prompt-Bedingungen und Fehlerkorrekturstrategien.</w:t>
+        <w:t>Quasi-experimentelle Studie mit 90 Müttern von Frühgeborenen (Booklet n=30, Face-to-Face n=30, Routine n=30) verglich APIB-basierte Schulung zur Säuglingsverhaltensinterpretation auf Stress und Bindung.</w:t>
       </w:r>
     </w:p>
     <w:p>
@@ -162,7 +162,7 @@
         <w:t xml:space="preserve">Ergebnis: </w:t>
       </w:r>
       <w:r>
-        <w:t>Englisch und Chinesisch zeigten vergleichbare Gesamtgenauigkeit (95,27% vs. 93,82%, p=0,99), kein signifikanter Sprachhaupt-Effekt. DeepSeek zeigte signifikantes Englisch-Verständlichkeitsdefizit (β=-0,73, p=0,016); Fehlerattribution erreichte höchste Korrekturrate (55,56%). Keine universellen sprachgebundenen Qualitätsprobleme, aber modellspezifische Interaktionen.</w:t>
+        <w:t>Stress sank in allen Gruppen signifikant (p&lt;0,001). Nach Adjustierung zeigte Booklet-Gruppe signifikant niedrigeren Stress (MD=-6,09, p=0,004) und Face-to-Face-Gruppe (MD=-4,16, p=0,040) vs. Kontrolle. Attachment stieg in Interventionsgruppen, kein signifikanter Unterschied nach Adjustierung (F=0,94, p=0,394).</w:t>
       </w:r>
     </w:p>
     <w:p>
@@ -177,7 +177,7 @@
         <w:rPr>
           <w:sz w:val="19"/>
         </w:rPr>
-        <w:t>China/Mehrsprachigkeit, aber Befund zur sprachlichen Gleichheit modellübergreifend relevant</w:t>
+        <w:t>Iran, aber Interventionsformat (APIB-Schulung) sprachunabhängig übertragbar auf NICU-Strukturen</w:t>
       </w:r>
     </w:p>
     <w:p>
@@ -186,7 +186,7 @@
           <w:color w:val="5A7D3A"/>
           <w:sz w:val="18"/>
         </w:rPr>
-        <w:t>https://pubmed.ncbi.nlm.nih.gov/42809827/</w:t>
+        <w:t>https://pubmed.ncbi.nlm.nih.gov/42907796/</w:t>
       </w:r>
     </w:p>
     <w:p>
@@ -194,7 +194,7 @@
         <w:pStyle w:val="Heading2"/>
       </w:pPr>
       <w:r>
-        <w:t>Digitale Gesundheitskompetenz-Schulung für ältere Erwachsene verbessert Informationsverhalten</w:t>
+        <w:t>Verständliches Video-Training erhöht Wissen über Präeklampsie bei Schwangeren</w:t>
       </w:r>
     </w:p>
     <w:p>
@@ -204,12 +204,12 @@
           <w:color w:val="666666"/>
           <w:sz w:val="18"/>
         </w:rPr>
-        <w:t>Rosle NH et al.  ·  PLoS One  ·  28.09.2026  ·  PMID 42804489</w:t>
+        <w:t>Alrehaili S et al.  ·  BMC Pregnancy Childbirth  ·  27.07.2026  ·  PMID 42907785</w:t>
       </w:r>
     </w:p>
     <w:p>
       <w:r>
-        <w:t>Studienprotokoll einer randomisierten Cluster-kontrollierten Studie zur Evaluierung des ODDHeaL-Moduls für digitale Gesundheitskompetenz bei über 55-Jährigen in Malaysia mit Messungen zu Selbstwirksamkeit und Informationssuche.</w:t>
+        <w:t>Quasi-experimentelle Studie mit 100 schwangeren Frauen untersuchte, ob ein Educational Video das Verständnis über Präeklampsie-Symptome und -risiken steigert, gemessen mit 39-Item-Fragebogen.</w:t>
       </w:r>
     </w:p>
     <w:p>
@@ -220,7 +220,7 @@
         <w:t xml:space="preserve">Ergebnis: </w:t>
       </w:r>
       <w:r>
-        <w:t>Studienprotokoll beschreibt geplante Messungen an Baseline und nach 2 Monaten. Erwartet werden Verbesserungen in digitaler Gesundheitskompetenz, Wahrnehmung von Online-Gesundheitsinformationen, Selbstwirksamkeit und Informationssuchverhalten durch das systematisch entwickelte Modul basierend auf ADDIE-Modell.</w:t>
+        <w:t>Wissensscore prä-Intervention: 17,40±8,98, post-Intervention: 33,00±4,35, nach 2 Wochen: 31,89±4,73 (p&lt;0,001). Verdoppelung des Wissenspunkts durch Video, mit partieller Retention nach 2 Wochen.</w:t>
       </w:r>
     </w:p>
     <w:p>
@@ -235,7 +235,7 @@
         <w:rPr>
           <w:sz w:val="19"/>
         </w:rPr>
-        <w:t>Malaysia, aber Designprinzipien für ältere Zielgruppen länderübergreifend adaptierbar</w:t>
+        <w:t>Saudi-Arabien, Video-Format kultur- und sprachabhängig, aber Prinzip verständlicher Prävention übertragbar</w:t>
       </w:r>
     </w:p>
     <w:p>
@@ -244,7 +244,7 @@
           <w:color w:val="5A7D3A"/>
           <w:sz w:val="18"/>
         </w:rPr>
-        <w:t>https://pubmed.ncbi.nlm.nih.gov/42804489/</w:t>
+        <w:t>https://pubmed.ncbi.nlm.nih.gov/42907785/</w:t>
       </w:r>
     </w:p>
     <w:p>
@@ -252,7 +252,7 @@
         <w:pStyle w:val="Heading2"/>
       </w:pPr>
       <w:r>
-        <w:t>Vertrauensvolle Arzt-Patient-Beziehung fördert Beteiligung an Entscheidungen</w:t>
+        <w:t>Telefonische Schulung verbessert Anpassung nach Kolostomie und senkt Komplikationen</w:t>
       </w:r>
     </w:p>
     <w:p>
@@ -262,12 +262,12 @@
           <w:color w:val="666666"/>
           <w:sz w:val="18"/>
         </w:rPr>
-        <w:t>Toyoshima H et al.  ·  BMC Res Notes  ·  21.09.2026  ·  PMID 42768368</w:t>
+        <w:t>Yurtseven Ş et al.  ·  Support Care Cancer  ·  22.10.2026  ·  PMID 42907685</w:t>
       </w:r>
     </w:p>
     <w:p>
       <w:r>
-        <w:t>Querschnittsstudie mit Patienten mit chronisch-entzündlichen Darmerkrankungen, die Faktoren der Patientenbeteiligung an Behandlungsentscheidungen mittels vereinfachter PTES-Skala untersucht.</w:t>
+        <w:t>RCT mit Kolostomie-Patienten (Telefon-Schulung n=, Routine-Pflege n=) über 3 Monate zur Wirkung von strukturierter Pflege-Beratung auf Stoma-Anpassung und Komplikationsschweregrad.</w:t>
       </w:r>
     </w:p>
     <w:p>
@@ -278,7 +278,7 @@
         <w:t xml:space="preserve">Ergebnis: </w:t>
       </w:r>
       <w:r>
-        <w:t>Behandlungsoptionen (β = 0,191), Vertrauen zum behandelnden Arzt (β = 0,119), Komplikationen (β = 0,128) und Anzahl vertrauter Fachpersonen (β = 0,099) waren die stärksten Einflussfaktoren. Multiple Optionen und Vertrauensaufbau erklärten die höchste Varianz in der Patientenbeteiligung.</w:t>
+        <w:t>Telefon-Gruppe zeigte nach 3 Monaten signifikant höhere Akzeptanz- und Gesamt-Anpassungswerte und signifikant niedrigere Komplikationsschweregrad-Werte vs. Kontrolle. Kein signifikanter Unterschied in Angstpreokupation, sozialer Engagement oder Wut.</w:t>
       </w:r>
     </w:p>
     <w:p>
@@ -293,7 +293,7 @@
         <w:rPr>
           <w:sz w:val="19"/>
         </w:rPr>
-        <w:t>Japan, aber Mechanismus der Vertrauenswirkung kulturübergreifend relevant</w:t>
+        <w:t>Türkei, Telemedizin-Format systemunabhängig, aber Kontinuität post-stationärer Versorgung zentral</w:t>
       </w:r>
     </w:p>
     <w:p>
@@ -302,7 +302,7 @@
           <w:color w:val="5A7D3A"/>
           <w:sz w:val="18"/>
         </w:rPr>
-        <w:t>https://pubmed.ncbi.nlm.nih.gov/42768368/</w:t>
+        <w:t>https://pubmed.ncbi.nlm.nih.gov/42907685/</w:t>
       </w:r>
     </w:p>
     <w:p>
@@ -310,7 +310,7 @@
         <w:pStyle w:val="Heading2"/>
       </w:pPr>
       <w:r>
-        <w:t>Digitale Schulung und Bewegungstherapie verbessern Lebensqualität bei Knie- und Hüftarthrose</w:t>
+        <w:t>Multikomponenten-Interventionen erhöhen Teilnahme an Lungenkrebs-Screening deutlich</w:t>
       </w:r>
     </w:p>
     <w:p>
@@ -320,12 +320,12 @@
           <w:color w:val="666666"/>
           <w:sz w:val="18"/>
         </w:rPr>
-        <w:t>Kiadaliri A et al.  ·  Health Qual Life Outcomes  ·  19.09.2026  ·  PMID 42764365</w:t>
+        <w:t>Djuric O et al.  ·  Eur Respir Rev  ·  21.10.2026  ·  PMID 42906938</w:t>
       </w:r>
     </w:p>
     <w:p>
       <w:r>
-        <w:t>Longitudinale Registerstudie mit über 15.000 Teilnehmern eines digitalen Bildungs- und Bewegungsprogramms für Knie- und Hüftarthrose, gemessen mit EQ-5D-5L nach 3 und 12 Monaten.</w:t>
+        <w:t>Systematische Übersicht mit Metaanalyse von 14 abgeschlossenen Studien (2000–März 2023) zum Effekt von Aufklärung, SDM und Navigation auf LDCT-Screening-Uptake.</w:t>
       </w:r>
     </w:p>
     <w:p>
@@ -336,7 +336,7 @@
         <w:t xml:space="preserve">Ergebnis: </w:t>
       </w:r>
       <w:r>
-        <w:t>46,9% der Teilnehmer zeigten nach 3 Monaten, 50,4% nach 12 Monaten verbesserte Lebensqualitätsprofile; 19,5% bzw. 20,1% verschlechterten sich; 19,7% bzw. 18,7% zeigten gemischte Veränderungen. Das Programm zeigte heterogene Verläufe mit erheblicher Wirkung bei etwa der Hälfte der Teilnehmer.</w:t>
+        <w:t>SDM+Navigation: OR 4,34 (95%-CI 2,50–7,54). Outreach+Navigation: OR 2,20 (95%-CI 1,70–2,84). Reine Aufklärung/Information: OR 1,03 (95%-CI 0,89–1,19, nicht signifikant). Multikomponenten-Interventionen: OR 2,64 (95%-CI 1,79–3,90) vs. Monokomponenten: OR 1,00 (95%-CI 0,87–1,14).</w:t>
       </w:r>
     </w:p>
     <w:p>
@@ -351,7 +351,7 @@
         <w:rPr>
           <w:sz w:val="19"/>
         </w:rPr>
-        <w:t>Schweden, vergleichbares Versicherungssystem und Digitalisierungsgrad</w:t>
+        <w:t>Italien koordinierte Studie, europäische Versorgungskontexte, Screening-Systeme ähnlich Deutschland</w:t>
       </w:r>
     </w:p>
     <w:p>
@@ -360,7 +360,65 @@
           <w:color w:val="5A7D3A"/>
           <w:sz w:val="18"/>
         </w:rPr>
-        <w:t>https://pubmed.ncbi.nlm.nih.gov/42764365/</w:t>
+        <w:t>https://pubmed.ncbi.nlm.nih.gov/42906938/</w:t>
+      </w:r>
+    </w:p>
+    <w:p>
+      <w:pPr>
+        <w:pStyle w:val="Heading2"/>
+      </w:pPr>
+      <w:r>
+        <w:t>Gesundheitskompetenz und Stress beeinflussen Lebensqualität unterschiedlich je nach Krankheitslast</w:t>
+      </w:r>
+    </w:p>
+    <w:p>
+      <w:r>
+        <w:rPr>
+          <w:i/>
+          <w:color w:val="666666"/>
+          <w:sz w:val="18"/>
+        </w:rPr>
+        <w:t>Zhou J et al.  ·  Health Promot Int  ·  01.09.2026  ·  PMID 42904456</w:t>
+      </w:r>
+    </w:p>
+    <w:p>
+      <w:r>
+        <w:t>Querschnittsstudie mit 3.716 finnischen Erwachsenen untersuchte pfadanalytisch, wie Health Literacy über wahrgenommenen Stress die gesundheitsbezogene Lebensqualität beeinflusst, stratifiziert nach Krankheitsbürde.</w:t>
+      </w:r>
+    </w:p>
+    <w:p>
+      <w:r>
+        <w:rPr>
+          <w:b/>
+        </w:rPr>
+        <w:t xml:space="preserve">Ergebnis: </w:t>
+      </w:r>
+      <w:r>
+        <w:t>Höhere Health Literacy assoziiert mit niedrigerem wahrgenommenen Stress. Stress erklärt ca. 80 % der Gesamtassoziation zwischen Literacy und Lebensqualität (Pfadkoeffizient). Der Stress-Lebensqualität-Effekt war etwa doppelt so stark bei Personen mit mehreren chronischen Erkrankungen (hochsignifikant, p&lt;0,001) als ohne.</w:t>
+      </w:r>
+    </w:p>
+    <w:p>
+      <w:r>
+        <w:rPr>
+          <w:b/>
+          <w:sz w:val="19"/>
+        </w:rPr>
+        <w:t xml:space="preserve">Übertragbarkeit: </w:t>
+      </w:r>
+      <w:r>
+        <w:rPr>
+          <w:sz w:val="19"/>
+        </w:rPr>
+        <w:t>Finnland, Sozialsicherungssystem vergleichbar mit Deutschland, bevölkerungsbasierte Kohortendaten</w:t>
+      </w:r>
+    </w:p>
+    <w:p>
+      <w:r>
+        <w:rPr>
+          <w:color w:val="5A7D3A"/>
+          <w:sz w:val="18"/>
+        </w:rPr>
+        <w:t>https://pubmed.ncbi.nlm.nih.gov/42904456/</w:t>
       </w:r>
     </w:p>
     <w:sectPr>

--- a/healthliteracy/download/studien-aktuell.docx
+++ b/healthliteracy/download/studien-aktuell.docx
@@ -62,7 +62,7 @@
           <w:color w:val="666666"/>
           <w:sz w:val="18"/>
         </w:rPr>
-        <w:t>Stand: 23.10.2026  |  6 Studien  |  healthliteracy.m-vf.de</w:t>
+        <w:t>Stand: 24.10.2026  |  6 Studien  |  healthliteracy.m-vf.de</w:t>
       </w:r>
     </w:p>
     <w:p>
@@ -70,7 +70,7 @@
         <w:pStyle w:val="Heading1"/>
       </w:pPr>
       <w:r>
-        <w:t>Aufgenommen am 23.10.2026</w:t>
+        <w:t>Aufgenommen am 24.10.2026</w:t>
       </w:r>
     </w:p>
     <w:p>
@@ -78,7 +78,7 @@
         <w:pStyle w:val="Heading2"/>
       </w:pPr>
       <w:r>
-        <w:t>Shared Decision Making in der Gastroenterologie: Barrieren und Erfolgsfaktoren</w:t>
+        <w:t>Strukturierte Mundhygiene-Schulung verbessert Zahngesundheit vor Tumorbestrahlung langfristig</w:t>
       </w:r>
     </w:p>
     <w:p>
@@ -88,12 +88,12 @@
           <w:color w:val="666666"/>
           <w:sz w:val="18"/>
         </w:rPr>
-        <w:t>Schoefs E et al.  ·  BMC Health Serv Res  ·  05.10.2026  ·  PMID 42907825</w:t>
+        <w:t>Sun C et al.  ·  BMC Oral Health  ·  28.07.2026  ·  PMID 42919312</w:t>
       </w:r>
     </w:p>
     <w:p>
       <w:r>
-        <w:t>Qualitative Studie mit 15 IBD-Patienten, 11 Gastroenterologen und 12 Krankenpflegerinnen in Belgien zum Implementierungsstand von SDM bei chronisch-entzündlichen Darmerkrankungen.</w:t>
+        <w:t>Zweiarmige Studie in China: 63 Patienten mit Kopf-Hals-Tumoren erhielten strukturierte Schulung (OHBCA) zu Mundhygiene vor Bestrahlung; 24 davon wurden 12 Monate nachbeobachtet und mit 19 Kontrollpatienten verglichen.</w:t>
       </w:r>
     </w:p>
     <w:p>
@@ -104,7 +104,7 @@
         <w:t xml:space="preserve">Ergebnis: </w:t>
       </w:r>
       <w:r>
-        <w:t>Gastroenterologen berichten routinemäßige SDM-Umsetzung, Patienten jedoch erleben Inkonsistenzen bei emotionaler Unterstützung und Preferenzerkundung. IBD-Pflegekräfte werden als essenzielle Partner wahrgenommen. Hauptbarrieren: niedrige Health Literacy, mangelnde Kommunikation, Zeitmangel. Facilitators: klinischer Nutzen, verstärkte SDM-Schulung, Organisationswandel.</w:t>
+        <w:t>Phase 1: Schulung führte zu signifikanten Verbesserungen bei Wissen, Bewusstsein und Verhalten (alle p&lt;0,01). Phase 2 (12 Monate): Interventionsgruppe zeigte bessere Mundhygiene-Indizes (alle p&lt;0,0001) als Kontrolle, weniger Zahnbelag und Zahnfleischentzündung.</w:t>
       </w:r>
     </w:p>
     <w:p>
@@ -119,7 +119,7 @@
         <w:rPr>
           <w:sz w:val="19"/>
         </w:rPr>
-        <w:t>Belgien, vergleichbarer europäischer Versicherungskontext, ähnliche Organisationsstrukturen</w:t>
+        <w:t>China, aber Schulungsansatz zur Vermeidung strahlentherapiebedingter Zahnkomplikationen prinzipiell übertragbar.</w:t>
       </w:r>
     </w:p>
     <w:p>
@@ -128,7 +128,7 @@
           <w:color w:val="5A7D3A"/>
           <w:sz w:val="18"/>
         </w:rPr>
-        <w:t>https://pubmed.ncbi.nlm.nih.gov/42907825/</w:t>
+        <w:t>https://pubmed.ncbi.nlm.nih.gov/42919312/</w:t>
       </w:r>
     </w:p>
     <w:p>
@@ -136,7 +136,7 @@
         <w:pStyle w:val="Heading2"/>
       </w:pPr>
       <w:r>
-        <w:t>Verständlichkeit von Elternschulung senkt mütterlichen Stress nach Frühgeburten</w:t>
+        <w:t>Strukturierte Schulung senkt Stürze bei älteren Patienten deutlich</w:t>
       </w:r>
     </w:p>
     <w:p>
@@ -146,12 +146,12 @@
           <w:color w:val="666666"/>
           <w:sz w:val="18"/>
         </w:rPr>
-        <w:t>Rahkar Farshi M et al.  ·  BMC Pregnancy Childbirth  ·  27.07.2026  ·  PMID 42907796</w:t>
+        <w:t>Kim E et al.  ·  BMC Geriatr  ·  27.07.2026  ·  PMID 42919133</w:t>
       </w:r>
     </w:p>
     <w:p>
       <w:r>
-        <w:t>Quasi-experimentelle Studie mit 90 Müttern von Frühgeborenen (Booklet n=30, Face-to-Face n=30, Routine n=30) verglich APIB-basierte Schulung zur Säuglingsverhaltensinterpretation auf Stress und Bindung.</w:t>
+        <w:t>Quasi-experimentelle Studie zur Wirkung eines partizipativen fünftägigen Schulungsprogramms (APREAL) auf Sturzrisiken bei älteren Patienten in koreanischen Krankenhausstationen.</w:t>
       </w:r>
     </w:p>
     <w:p>
@@ -162,7 +162,7 @@
         <w:t xml:space="preserve">Ergebnis: </w:t>
       </w:r>
       <w:r>
-        <w:t>Stress sank in allen Gruppen signifikant (p&lt;0,001). Nach Adjustierung zeigte Booklet-Gruppe signifikant niedrigeren Stress (MD=-6,09, p=0,004) und Face-to-Face-Gruppe (MD=-4,16, p=0,040) vs. Kontrolle. Attachment stieg in Interventionsgruppen, kein signifikanter Unterschied nach Adjustierung (F=0,94, p=0,394).</w:t>
+        <w:t>Die Interventionsgruppe zeigte nach der Schulung signifikant höhere Werte bei Sturzwissen (F=27,41, p&lt;0,001, η²=0,287), Selbstwirksamkeit (F=32,85, p&lt;0,001, η²=0,326) und Sturzprävention-Verhalten (F=93,14, p&lt;0,001, η²=0,578). Die Kontrollstation verzeichnete 2,3 Stürze pro 1.000 Patiententage, die Interventionsstation 0,0.</w:t>
       </w:r>
     </w:p>
     <w:p>
@@ -177,7 +177,7 @@
         <w:rPr>
           <w:sz w:val="19"/>
         </w:rPr>
-        <w:t>Iran, aber Interventionsformat (APIB-Schulung) sprachunabhängig übertragbar auf NICU-Strukturen</w:t>
+        <w:t>Südkorea, aber Design und Schulungsformat lassen sich auf deutsche Krankenhausstationen übertragen.</w:t>
       </w:r>
     </w:p>
     <w:p>
@@ -186,7 +186,7 @@
           <w:color w:val="5A7D3A"/>
           <w:sz w:val="18"/>
         </w:rPr>
-        <w:t>https://pubmed.ncbi.nlm.nih.gov/42907796/</w:t>
+        <w:t>https://pubmed.ncbi.nlm.nih.gov/42919133/</w:t>
       </w:r>
     </w:p>
     <w:p>
@@ -194,7 +194,7 @@
         <w:pStyle w:val="Heading2"/>
       </w:pPr>
       <w:r>
-        <w:t>Verständliches Video-Training erhöht Wissen über Präeklampsie bei Schwangeren</w:t>
+        <w:t>Informationsquellen beeinflussen Selbstwirksamkeit von Demenzpflegenden stärker als Wissen</w:t>
       </w:r>
     </w:p>
     <w:p>
@@ -204,12 +204,12 @@
           <w:color w:val="666666"/>
           <w:sz w:val="18"/>
         </w:rPr>
-        <w:t>Alrehaili S et al.  ·  BMC Pregnancy Childbirth  ·  27.07.2026  ·  PMID 42907785</w:t>
+        <w:t>Goh YL et al.  ·  BMC Geriatr  ·  28.07.2026  ·  PMID 42919127</w:t>
       </w:r>
     </w:p>
     <w:p>
       <w:r>
-        <w:t>Quasi-experimentelle Studie mit 100 schwangeren Frauen untersuchte, ob ein Educational Video das Verständnis über Präeklampsie-Symptome und -risiken steigert, gemessen mit 39-Item-Fragebogen.</w:t>
+        <w:t>Querschnittstudie mit 258 Angehörigen von Demenzkranken in Malaysia: Welche Informationsquellen und deren Kombinationen beeinflussen die Selbstwirksamkeit in der Pflegeverantwortung?</w:t>
       </w:r>
     </w:p>
     <w:p>
@@ -220,7 +220,7 @@
         <w:t xml:space="preserve">Ergebnis: </w:t>
       </w:r>
       <w:r>
-        <w:t>Wissensscore prä-Intervention: 17,40±8,98, post-Intervention: 33,00±4,35, nach 2 Wochen: 31,89±4,73 (p&lt;0,001). Verdoppelung des Wissenspunkts durch Video, mit partieller Retention nach 2 Wochen.</w:t>
+        <w:t>Nutzung mehrerer Informationsquellen erhöht Selbstwirksamkeit signifikant (erklärte Varianz 6,7% auf 12,6%, p&lt;0,05). Schriftliche Materialien und ärztliche Beratung steigerten Selbstwirksamkeit; Facebook und Selbsthilfegruppen wirkten sich negativ aus. Besonderheit: Vertrauen war kulturabhängig (Glaubenshaltung half Malayen mehr).</w:t>
       </w:r>
     </w:p>
     <w:p>
@@ -235,7 +235,7 @@
         <w:rPr>
           <w:sz w:val="19"/>
         </w:rPr>
-        <w:t>Saudi-Arabien, Video-Format kultur- und sprachabhängig, aber Prinzip verständlicher Prävention übertragbar</w:t>
+        <w:t>Mittleres Einkommenland, aber Befund zu Qualität von Informationsquellen prinzipiell übertragbar.</w:t>
       </w:r>
     </w:p>
     <w:p>
@@ -244,7 +244,7 @@
           <w:color w:val="5A7D3A"/>
           <w:sz w:val="18"/>
         </w:rPr>
-        <w:t>https://pubmed.ncbi.nlm.nih.gov/42907785/</w:t>
+        <w:t>https://pubmed.ncbi.nlm.nih.gov/42919127/</w:t>
       </w:r>
     </w:p>
     <w:p>
@@ -252,7 +252,7 @@
         <w:pStyle w:val="Heading2"/>
       </w:pPr>
       <w:r>
-        <w:t>Telefonische Schulung verbessert Anpassung nach Kolostomie und senkt Komplikationen</w:t>
+        <w:t>Mehrsprachige Schulungsmaterialien zu chronischen Erkrankungen sind verständlich und akzeptiert</w:t>
       </w:r>
     </w:p>
     <w:p>
@@ -262,12 +262,12 @@
           <w:color w:val="666666"/>
           <w:sz w:val="18"/>
         </w:rPr>
-        <w:t>Yurtseven Ş et al.  ·  Support Care Cancer  ·  22.10.2026  ·  PMID 42907685</w:t>
+        <w:t>Lexius O et al.  ·  Rev Lat Am Enfermagem  ·  16.10.2026  ·  PMID 42912030</w:t>
       </w:r>
     </w:p>
     <w:p>
       <w:r>
-        <w:t>RCT mit Kolostomie-Patienten (Telefon-Schulung n=, Routine-Pflege n=) über 3 Monate zur Wirkung von strukturierter Pflege-Beratung auf Stoma-Anpassung und Komplikationsschweregrad.</w:t>
+        <w:t>Validierungsstudie eines Schulungsleitfadens in Kreolisch für haitianische Migranten in Brasilien: Inhalts- und semantische Validierung durch 17 Fachexperten und 30 Migranten.</w:t>
       </w:r>
     </w:p>
     <w:p>
@@ -278,7 +278,7 @@
         <w:t xml:space="preserve">Ergebnis: </w:t>
       </w:r>
       <w:r>
-        <w:t>Telefon-Gruppe zeigte nach 3 Monaten signifikant höhere Akzeptanz- und Gesamt-Anpassungswerte und signifikant niedrigere Komplikationsschweregrad-Werte vs. Kontrolle. Kein signifikanter Unterschied in Angstpreokupation, sozialer Engagement oder Wut.</w:t>
+        <w:t>Gesamter Konkordanzindex 0,91, SAM-Score 25,8 Punkte. Beide Validierungen bestätigen Eignung des Materials für Prävention und Selbstmanagement chronischer Erkrankungen bei Migranten. Hohe kulturelle und sprachliche Angemessenheit.</w:t>
       </w:r>
     </w:p>
     <w:p>
@@ -293,7 +293,7 @@
         <w:rPr>
           <w:sz w:val="19"/>
         </w:rPr>
-        <w:t>Türkei, Telemedizin-Format systemunabhängig, aber Kontinuität post-stationärer Versorgung zentral</w:t>
+        <w:t>Brasilien, aber Ansatz zur migrantengerechten Materialentwicklung mit Sprachangepassung auf Deutschland übertragbar.</w:t>
       </w:r>
     </w:p>
     <w:p>
@@ -302,7 +302,7 @@
           <w:color w:val="5A7D3A"/>
           <w:sz w:val="18"/>
         </w:rPr>
-        <w:t>https://pubmed.ncbi.nlm.nih.gov/42907685/</w:t>
+        <w:t>https://pubmed.ncbi.nlm.nih.gov/42912030/</w:t>
       </w:r>
     </w:p>
     <w:p>
@@ -310,7 +310,7 @@
         <w:pStyle w:val="Heading2"/>
       </w:pPr>
       <w:r>
-        <w:t>Multikomponenten-Interventionen erhöhen Teilnahme an Lungenkrebs-Screening deutlich</w:t>
+        <w:t>Gesundheitskompetenz in Erwachsenenbildung: Verständnis und Handeln korrelieren nur schwach</w:t>
       </w:r>
     </w:p>
     <w:p>
@@ -320,12 +320,12 @@
           <w:color w:val="666666"/>
           <w:sz w:val="18"/>
         </w:rPr>
-        <w:t>Djuric O et al.  ·  Eur Respir Rev  ·  21.10.2026  ·  PMID 42906938</w:t>
+        <w:t>Bazileva A et al.  ·  Front Public Health  ·  07.10.2026  ·  PMID 42908939</w:t>
       </w:r>
     </w:p>
     <w:p>
       <w:r>
-        <w:t>Systematische Übersicht mit Metaanalyse von 14 abgeschlossenen Studien (2000–März 2023) zum Effekt von Aufklärung, SDM und Navigation auf LDCT-Screening-Uptake.</w:t>
+        <w:t>Mixed-Methods-Studie in Lettland: 320 Erwachsene wurden online zu Gesundheitskompetenz befragt, 6 Experten interviewt – Welche Faktoren fördern Verständnis und praktische Anwendung von Gesundheitsinformation?</w:t>
       </w:r>
     </w:p>
     <w:p>
@@ -336,7 +336,7 @@
         <w:t xml:space="preserve">Ergebnis: </w:t>
       </w:r>
       <w:r>
-        <w:t>SDM+Navigation: OR 4,34 (95%-CI 2,50–7,54). Outreach+Navigation: OR 2,20 (95%-CI 1,70–2,84). Reine Aufklärung/Information: OR 1,03 (95%-CI 0,89–1,19, nicht signifikant). Multikomponenten-Interventionen: OR 2,64 (95%-CI 1,79–3,90) vs. Monokomponenten: OR 1,00 (95%-CI 0,87–1,14).</w:t>
+        <w:t>Moderate positive Korrelation zwischen Verständnis und Anwendung (τ=0,383, p&lt;0,001), zwischen Zugang und Verständnis (τ=0,428, p&lt;0,001). Familienstand signifikant für kritische Informationsbewertung (H(3)=10,45, p=0,015). Barrieren: Fragmentierung der Bildung, fehlende Motivation, Desinformation. Ein konzeptueller Rahmen für mehrstufige Interventionen wurde entwickelt.</w:t>
       </w:r>
     </w:p>
     <w:p>
@@ -351,7 +351,7 @@
         <w:rPr>
           <w:sz w:val="19"/>
         </w:rPr>
-        <w:t>Italien koordinierte Studie, europäische Versorgungskontexte, Screening-Systeme ähnlich Deutschland</w:t>
+        <w:t>Lettland (EU), vergleichbare Gesundheitssystemaufgaben, Befunde zur Lücke zwischen Verständnis und Handeln relevant für Deutschland.</w:t>
       </w:r>
     </w:p>
     <w:p>
@@ -360,7 +360,7 @@
           <w:color w:val="5A7D3A"/>
           <w:sz w:val="18"/>
         </w:rPr>
-        <w:t>https://pubmed.ncbi.nlm.nih.gov/42906938/</w:t>
+        <w:t>https://pubmed.ncbi.nlm.nih.gov/42908939/</w:t>
       </w:r>
     </w:p>
     <w:p>
@@ -368,7 +368,7 @@
         <w:pStyle w:val="Heading2"/>
       </w:pPr>
       <w:r>
-        <w:t>Gesundheitskompetenz und Stress beeinflussen Lebensqualität unterschiedlich je nach Krankheitslast</w:t>
+        <w:t>Radiographen kommunizieren Strahlenrisiken oft unklar – Schulung und Materialien helfen</w:t>
       </w:r>
     </w:p>
     <w:p>
@@ -378,12 +378,12 @@
           <w:color w:val="666666"/>
           <w:sz w:val="18"/>
         </w:rPr>
-        <w:t>Zhou J et al.  ·  Health Promot Int  ·  01.09.2026  ·  PMID 42904456</w:t>
+        <w:t>Angaag NA et al.  ·  Radiography (Lond)  ·  10.10.2026  ·  PMID 42858546</w:t>
       </w:r>
     </w:p>
     <w:p>
       <w:r>
-        <w:t>Querschnittsstudie mit 3.716 finnischen Erwachsenen untersuchte pfadanalytisch, wie Health Literacy über wahrgenommenen Stress die gesundheitsbezogene Lebensqualität beeinflusst, stratifiziert nach Krankheitsbürde.</w:t>
+        <w:t>Scoping Review der Kommunikationspraktiken von Radiographen beim Aufklären über Strahlenrisiken in der Bildgebung: Welche Strategien funktionieren, welche Barrieren bestehen?</w:t>
       </w:r>
     </w:p>
     <w:p>
@@ -394,7 +394,7 @@
         <w:t xml:space="preserve">Ergebnis: </w:t>
       </w:r>
       <w:r>
-        <w:t>Höhere Health Literacy assoziiert mit niedrigerem wahrgenommenen Stress. Stress erklärt ca. 80 % der Gesamtassoziation zwischen Literacy und Lebensqualität (Pfadkoeffizient). Der Stress-Lebensqualität-Effekt war etwa doppelt so stark bei Personen mit mehreren chronischen Erkrankungen (hochsignifikant, p&lt;0,001) als ohne.</w:t>
+        <w:t>Radiographen nutzten überwiegend verbale, aktive oder passive Kommunikation. Hauptbarrieren: Angst vor Patientenangst, niedriges Wissen und Selbstvertrauen, unklare Rollenverteilung, fehlende Ressourcen. Empfohlen: standardisierte Protokolle, Radiographen-Fortbildung, interaktive Strategien und Patientenmaterialien.</w:t>
       </w:r>
     </w:p>
     <w:p>
@@ -409,7 +409,7 @@
         <w:rPr>
           <w:sz w:val="19"/>
         </w:rPr>
-        <w:t>Finnland, Sozialsicherungssystem vergleichbar mit Deutschland, bevölkerungsbasierte Kohortendaten</w:t>
+        <w:t>Überwiegend Studien aus Großbritannien und Australien; Befunde zu Kommunikationsbarrieren in der Medizin international relevant.</w:t>
       </w:r>
     </w:p>
     <w:p>
@@ -418,7 +418,7 @@
           <w:color w:val="5A7D3A"/>
           <w:sz w:val="18"/>
         </w:rPr>
-        <w:t>https://pubmed.ncbi.nlm.nih.gov/42904456/</w:t>
+        <w:t>https://pubmed.ncbi.nlm.nih.gov/42858546/</w:t>
       </w:r>
     </w:p>
     <w:sectPr>
